--- a/Coding 2 - year/Unit 3 - Advanced Functions & Algorithms/Daily Lesson Plans/Word/Day 18.docx
+++ b/Coding 2 - year/Unit 3 - Advanced Functions & Algorithms/Daily Lesson Plans/Word/Day 18.docx
@@ -50,12 +50,15 @@
               </w:rPr>
               <w:t xml:space="preserve">Coding II — Full Year</w:t>
             </w:r>
-          </w:p>
-          <w:p>
-            <w:pPr>
-              <w:spacing w:before="40"/>
-              <w:jc w:val="center"/>
-            </w:pPr>
+            <w:r>
+              <w:rPr>
+                <w:rFonts w:ascii="Arial" w:cs="Arial" w:eastAsia="Arial" w:hAnsi="Arial"/>
+                <w:sz w:val="16"/>
+                <w:szCs w:val="16"/>
+              </w:rPr>
+              <w:br/>
+              <w:t xml:space="preserve"/>
+            </w:r>
             <w:r>
               <w:rPr>
                 <w:rFonts w:ascii="Arial" w:cs="Arial" w:eastAsia="Arial" w:hAnsi="Arial"/>
@@ -83,7 +86,7 @@
           <w:rFonts w:ascii="Arial" w:cs="Arial" w:eastAsia="Arial" w:hAnsi="Arial"/>
           <w:b/>
           <w:bCs/>
-          <w:color w:val="0D3B1F"/>
+          <w:color w:val="1B7A4A"/>
           <w:sz w:val="32"/>
           <w:szCs w:val="32"/>
         </w:rPr>
@@ -261,9 +264,9 @@
               <w:right w:val="single" w:color="CCCCCC" w:sz="1"/>
             </w:tcBorders>
             <w:tcMar>
-              <w:top w:type="dxa" w:w="60"/>
+              <w:top w:type="dxa" w:w="80"/>
               <w:left w:type="dxa" w:w="120"/>
-              <w:bottom w:type="dxa" w:w="60"/>
+              <w:bottom w:type="dxa" w:w="80"/>
               <w:right w:type="dxa" w:w="120"/>
             </w:tcMar>
           </w:tcPr>
@@ -290,20 +293,213 @@
               <w:right w:val="single" w:color="CCCCCC" w:sz="1"/>
             </w:tcBorders>
             <w:tcMar>
-              <w:top w:type="dxa" w:w="60"/>
+              <w:top w:type="dxa" w:w="80"/>
               <w:left w:type="dxa" w:w="120"/>
-              <w:bottom w:type="dxa" w:w="60"/>
+              <w:bottom w:type="dxa" w:w="80"/>
               <w:right w:type="dxa" w:w="120"/>
             </w:tcMar>
           </w:tcPr>
           <w:p>
-            <w:r>
-              <w:rPr>
-                <w:rFonts w:ascii="Arial" w:cs="Arial" w:eastAsia="Arial" w:hAnsi="Arial"/>
-                <w:sz w:val="20"/>
-                <w:szCs w:val="20"/>
+            <w:pPr>
+              <w:spacing w:after="80" w:before="80"/>
+            </w:pPr>
+            <w:r>
+              <w:rPr>
+                <w:rFonts w:ascii="Arial" w:cs="Arial" w:eastAsia="Arial" w:hAnsi="Arial"/>
+                <w:b/>
+                <w:bCs/>
+                <w:i w:val="false"/>
+                <w:iCs w:val="false"/>
+                <w:color w:val="000000"/>
+                <w:sz w:val="22"/>
+                <w:szCs w:val="22"/>
               </w:rPr>
               <w:t xml:space="preserve">Bell Ringer / Review</w:t>
+            </w:r>
+            <w:r>
+              <w:rPr>
+                <w:rFonts w:ascii="Arial" w:cs="Arial" w:eastAsia="Arial" w:hAnsi="Arial"/>
+                <w:sz w:val="20"/>
+                <w:szCs w:val="20"/>
+              </w:rPr>
+              <w:br/>
+              <w:t xml:space="preserve"/>
+            </w:r>
+            <w:r>
+              <w:rPr>
+                <w:rFonts w:ascii="Arial" w:cs="Arial" w:eastAsia="Arial" w:hAnsi="Arial"/>
+                <w:sz w:val="20"/>
+                <w:szCs w:val="20"/>
+              </w:rPr>
+              <w:br/>
+              <w:t xml:space="preserve"/>
+            </w:r>
+            <w:r>
+              <w:rPr>
+                <w:rFonts w:ascii="Arial" w:cs="Arial" w:eastAsia="Arial" w:hAnsi="Arial"/>
+                <w:b/>
+                <w:bCs/>
+                <w:i w:val="false"/>
+                <w:iCs w:val="false"/>
+                <w:color w:val="000000"/>
+                <w:sz w:val="20"/>
+                <w:szCs w:val="20"/>
+              </w:rPr>
+              <w:t xml:space="preserve">Quick Write </w:t>
+            </w:r>
+            <w:r>
+              <w:rPr>
+                <w:rFonts w:ascii="Arial" w:cs="Arial" w:eastAsia="Arial" w:hAnsi="Arial"/>
+                <w:b w:val="false"/>
+                <w:bCs w:val="false"/>
+                <w:i w:val="false"/>
+                <w:iCs w:val="false"/>
+                <w:color w:val="000000"/>
+                <w:sz w:val="20"/>
+                <w:szCs w:val="20"/>
+              </w:rPr>
+              <w:t xml:space="preserve">(3 min — written or verbal):</w:t>
+            </w:r>
+            <w:r>
+              <w:rPr>
+                <w:rFonts w:ascii="Arial" w:cs="Arial" w:eastAsia="Arial" w:hAnsi="Arial"/>
+                <w:sz w:val="20"/>
+                <w:szCs w:val="20"/>
+              </w:rPr>
+              <w:br/>
+              <w:t xml:space="preserve"/>
+            </w:r>
+            <w:r>
+              <w:rPr>
+                <w:rFonts w:ascii="Arial" w:cs="Arial" w:eastAsia="Arial" w:hAnsi="Arial"/>
+                <w:b w:val="false"/>
+                <w:bCs w:val="false"/>
+                <w:i w:val="false"/>
+                <w:iCs w:val="false"/>
+                <w:color w:val="000000"/>
+                <w:sz w:val="20"/>
+                <w:szCs w:val="20"/>
+              </w:rPr>
+              <w:t xml:space="preserve">    What do you already know about how to implement binary search recursively and understand how divide-and-conquer algorithms work?</w:t>
+            </w:r>
+            <w:r>
+              <w:rPr>
+                <w:rFonts w:ascii="Arial" w:cs="Arial" w:eastAsia="Arial" w:hAnsi="Arial"/>
+                <w:sz w:val="20"/>
+                <w:szCs w:val="20"/>
+              </w:rPr>
+              <w:br/>
+              <w:t xml:space="preserve"/>
+            </w:r>
+            <w:r>
+              <w:rPr>
+                <w:rFonts w:ascii="Arial" w:cs="Arial" w:eastAsia="Arial" w:hAnsi="Arial"/>
+                <w:sz w:val="20"/>
+                <w:szCs w:val="20"/>
+              </w:rPr>
+              <w:br/>
+              <w:t xml:space="preserve"/>
+            </w:r>
+            <w:r>
+              <w:rPr>
+                <w:rFonts w:ascii="Arial" w:cs="Arial" w:eastAsia="Arial" w:hAnsi="Arial"/>
+                <w:b/>
+                <w:bCs/>
+                <w:i w:val="false"/>
+                <w:iCs w:val="false"/>
+                <w:color w:val="000000"/>
+                <w:sz w:val="20"/>
+                <w:szCs w:val="20"/>
+              </w:rPr>
+              <w:t xml:space="preserve">Vocabulary Preview — </w:t>
+            </w:r>
+            <w:r>
+              <w:rPr>
+                <w:rFonts w:ascii="Arial" w:cs="Arial" w:eastAsia="Arial" w:hAnsi="Arial"/>
+                <w:b w:val="false"/>
+                <w:bCs w:val="false"/>
+                <w:i w:val="false"/>
+                <w:iCs w:val="false"/>
+                <w:color w:val="000000"/>
+                <w:sz w:val="20"/>
+                <w:szCs w:val="20"/>
+              </w:rPr>
+              <w:t xml:space="preserve">terms we'll use today:</w:t>
+            </w:r>
+            <w:r>
+              <w:rPr>
+                <w:rFonts w:ascii="Arial" w:cs="Arial" w:eastAsia="Arial" w:hAnsi="Arial"/>
+                <w:sz w:val="20"/>
+                <w:szCs w:val="20"/>
+              </w:rPr>
+              <w:br/>
+              <w:t xml:space="preserve"/>
+            </w:r>
+            <w:r>
+              <w:rPr>
+                <w:rFonts w:ascii="Arial" w:cs="Arial" w:eastAsia="Arial" w:hAnsi="Arial"/>
+                <w:b w:val="false"/>
+                <w:bCs w:val="false"/>
+                <w:i w:val="false"/>
+                <w:iCs w:val="false"/>
+                <w:color w:val="000000"/>
+                <w:sz w:val="20"/>
+                <w:szCs w:val="20"/>
+              </w:rPr>
+              <w:t xml:space="preserve">    • Binary Search   •   Divide and Conquer   •   Precondition   •   Advantages of Binary Search   •   Recursive Binary Search Structure</w:t>
+            </w:r>
+            <w:r>
+              <w:rPr>
+                <w:rFonts w:ascii="Arial" w:cs="Arial" w:eastAsia="Arial" w:hAnsi="Arial"/>
+                <w:sz w:val="20"/>
+                <w:szCs w:val="20"/>
+              </w:rPr>
+              <w:br/>
+              <w:t xml:space="preserve"/>
+            </w:r>
+            <w:r>
+              <w:rPr>
+                <w:rFonts w:ascii="Arial" w:cs="Arial" w:eastAsia="Arial" w:hAnsi="Arial"/>
+                <w:sz w:val="20"/>
+                <w:szCs w:val="20"/>
+              </w:rPr>
+              <w:br/>
+              <w:t xml:space="preserve"/>
+            </w:r>
+            <w:r>
+              <w:rPr>
+                <w:rFonts w:ascii="Arial" w:cs="Arial" w:eastAsia="Arial" w:hAnsi="Arial"/>
+                <w:b w:val="false"/>
+                <w:bCs w:val="false"/>
+                <w:i/>
+                <w:iCs/>
+                <w:color w:val="444444"/>
+                <w:sz w:val="20"/>
+                <w:szCs w:val="20"/>
+              </w:rPr>
+              <w:t xml:space="preserve">Today's Goal: By the end of class you will be able to implement binary search recursively and understand how divide-and-conquer algorithms work.</w:t>
+            </w:r>
+            <w:r>
+              <w:rPr>
+                <w:rFonts w:ascii="Arial" w:cs="Arial" w:eastAsia="Arial" w:hAnsi="Arial"/>
+                <w:sz w:val="20"/>
+                <w:szCs w:val="20"/>
+              </w:rPr>
+              <w:br/>
+              <w:t xml:space="preserve"/>
+            </w:r>
+            <w:r>
+              <w:rPr>
+                <w:rFonts w:ascii="Arial" w:cs="Arial" w:eastAsia="Arial" w:hAnsi="Arial"/>
+                <w:b w:val="false"/>
+                <w:bCs w:val="false"/>
+                <w:i/>
+                <w:iCs/>
+                <w:color w:val="555555"/>
+                <w:sz w:val="20"/>
+                <w:szCs w:val="20"/>
+              </w:rPr>
+              <w:t xml:space="preserve">→ Pair-share your response, then 2–3 students share with the class.</w:t>
             </w:r>
           </w:p>
         </w:tc>
@@ -319,9 +515,9 @@
               <w:right w:val="single" w:color="CCCCCC" w:sz="1"/>
             </w:tcBorders>
             <w:tcMar>
-              <w:top w:type="dxa" w:w="60"/>
+              <w:top w:type="dxa" w:w="80"/>
               <w:left w:type="dxa" w:w="120"/>
-              <w:bottom w:type="dxa" w:w="60"/>
+              <w:bottom w:type="dxa" w:w="80"/>
               <w:right w:type="dxa" w:w="120"/>
             </w:tcMar>
           </w:tcPr>
@@ -348,20 +544,358 @@
               <w:right w:val="single" w:color="CCCCCC" w:sz="1"/>
             </w:tcBorders>
             <w:tcMar>
-              <w:top w:type="dxa" w:w="60"/>
+              <w:top w:type="dxa" w:w="80"/>
               <w:left w:type="dxa" w:w="120"/>
-              <w:bottom w:type="dxa" w:w="60"/>
+              <w:bottom w:type="dxa" w:w="80"/>
               <w:right w:type="dxa" w:w="120"/>
             </w:tcMar>
           </w:tcPr>
           <w:p>
-            <w:r>
-              <w:rPr>
-                <w:rFonts w:ascii="Arial" w:cs="Arial" w:eastAsia="Arial" w:hAnsi="Arial"/>
-                <w:sz w:val="20"/>
-                <w:szCs w:val="20"/>
-              </w:rPr>
-              <w:t xml:space="preserve">Mini Lesson: Binary Search and Recursive Algorithms</w:t>
+            <w:pPr>
+              <w:spacing w:after="80" w:before="80"/>
+            </w:pPr>
+            <w:r>
+              <w:rPr>
+                <w:rFonts w:ascii="Arial" w:cs="Arial" w:eastAsia="Arial" w:hAnsi="Arial"/>
+                <w:b/>
+                <w:bCs/>
+                <w:i w:val="false"/>
+                <w:iCs w:val="false"/>
+                <w:color w:val="000000"/>
+                <w:sz w:val="22"/>
+                <w:szCs w:val="22"/>
+              </w:rPr>
+              <w:t xml:space="preserve">Mini Lesson: </w:t>
+            </w:r>
+            <w:r>
+              <w:rPr>
+                <w:rFonts w:ascii="Arial" w:cs="Arial" w:eastAsia="Arial" w:hAnsi="Arial"/>
+                <w:b w:val="false"/>
+                <w:bCs w:val="false"/>
+                <w:i w:val="false"/>
+                <w:iCs w:val="false"/>
+                <w:color w:val="000000"/>
+                <w:sz w:val="22"/>
+                <w:szCs w:val="22"/>
+              </w:rPr>
+              <w:t xml:space="preserve">Binary Search and Recursive Algorithms</w:t>
+            </w:r>
+            <w:r>
+              <w:rPr>
+                <w:rFonts w:ascii="Arial" w:cs="Arial" w:eastAsia="Arial" w:hAnsi="Arial"/>
+                <w:sz w:val="20"/>
+                <w:szCs w:val="20"/>
+              </w:rPr>
+              <w:br/>
+              <w:t xml:space="preserve"/>
+            </w:r>
+            <w:r>
+              <w:rPr>
+                <w:rFonts w:ascii="Arial" w:cs="Arial" w:eastAsia="Arial" w:hAnsi="Arial"/>
+                <w:sz w:val="20"/>
+                <w:szCs w:val="20"/>
+              </w:rPr>
+              <w:br/>
+              <w:t xml:space="preserve"/>
+            </w:r>
+            <w:r>
+              <w:rPr>
+                <w:rFonts w:ascii="Arial" w:cs="Arial" w:eastAsia="Arial" w:hAnsi="Arial"/>
+                <w:b/>
+                <w:bCs/>
+                <w:i/>
+                <w:iCs/>
+                <w:color w:val="000000"/>
+                <w:sz w:val="20"/>
+                <w:szCs w:val="20"/>
+              </w:rPr>
+              <w:t xml:space="preserve">Learning Target: </w:t>
+            </w:r>
+            <w:r>
+              <w:rPr>
+                <w:rFonts w:ascii="Arial" w:cs="Arial" w:eastAsia="Arial" w:hAnsi="Arial"/>
+                <w:b w:val="false"/>
+                <w:bCs w:val="false"/>
+                <w:i/>
+                <w:iCs/>
+                <w:color w:val="333333"/>
+                <w:sz w:val="20"/>
+                <w:szCs w:val="20"/>
+              </w:rPr>
+              <w:t xml:space="preserve">I can implement binary search recursively and understand how divide-and-conquer algorithms work.</w:t>
+            </w:r>
+            <w:r>
+              <w:rPr>
+                <w:rFonts w:ascii="Arial" w:cs="Arial" w:eastAsia="Arial" w:hAnsi="Arial"/>
+                <w:sz w:val="20"/>
+                <w:szCs w:val="20"/>
+              </w:rPr>
+              <w:br/>
+              <w:t xml:space="preserve"/>
+            </w:r>
+            <w:r>
+              <w:rPr>
+                <w:rFonts w:ascii="Arial" w:cs="Arial" w:eastAsia="Arial" w:hAnsi="Arial"/>
+                <w:sz w:val="20"/>
+                <w:szCs w:val="20"/>
+              </w:rPr>
+              <w:br/>
+              <w:t xml:space="preserve"/>
+            </w:r>
+            <w:r>
+              <w:rPr>
+                <w:rFonts w:ascii="Arial" w:cs="Arial" w:eastAsia="Arial" w:hAnsi="Arial"/>
+                <w:b w:val="false"/>
+                <w:bCs w:val="false"/>
+                <w:i w:val="false"/>
+                <w:iCs w:val="false"/>
+                <w:color w:val="000000"/>
+                <w:sz w:val="20"/>
+                <w:szCs w:val="20"/>
+              </w:rPr>
+              <w:t xml:space="preserve">Binary Search — Efficiently find a target in a sorted list by repeatedly dividing the search space in half. O(log n) time complexity.</w:t>
+            </w:r>
+            <w:r>
+              <w:rPr>
+                <w:rFonts w:ascii="Arial" w:cs="Arial" w:eastAsia="Arial" w:hAnsi="Arial"/>
+                <w:sz w:val="20"/>
+                <w:szCs w:val="20"/>
+              </w:rPr>
+              <w:br/>
+              <w:t xml:space="preserve"/>
+            </w:r>
+            <w:r>
+              <w:rPr>
+                <w:rFonts w:ascii="Arial" w:cs="Arial" w:eastAsia="Arial" w:hAnsi="Arial"/>
+                <w:b w:val="false"/>
+                <w:bCs w:val="false"/>
+                <w:i w:val="false"/>
+                <w:iCs w:val="false"/>
+                <w:color w:val="000000"/>
+                <w:sz w:val="20"/>
+                <w:szCs w:val="20"/>
+              </w:rPr>
+              <w:t xml:space="preserve">Divide and Conquer — Break problem into smaller subproblems, solve recursively, combine results.</w:t>
+            </w:r>
+            <w:r>
+              <w:rPr>
+                <w:rFonts w:ascii="Arial" w:cs="Arial" w:eastAsia="Arial" w:hAnsi="Arial"/>
+                <w:sz w:val="20"/>
+                <w:szCs w:val="20"/>
+              </w:rPr>
+              <w:br/>
+              <w:t xml:space="preserve"/>
+            </w:r>
+            <w:r>
+              <w:rPr>
+                <w:rFonts w:ascii="Arial" w:cs="Arial" w:eastAsia="Arial" w:hAnsi="Arial"/>
+                <w:sz w:val="20"/>
+                <w:szCs w:val="20"/>
+              </w:rPr>
+              <w:br/>
+              <w:t xml:space="preserve"/>
+            </w:r>
+            <w:r>
+              <w:rPr>
+                <w:rFonts w:ascii="Arial" w:cs="Arial" w:eastAsia="Arial" w:hAnsi="Arial"/>
+                <w:b/>
+                <w:bCs/>
+                <w:i w:val="false"/>
+                <w:iCs w:val="false"/>
+                <w:color w:val="000000"/>
+                <w:sz w:val="20"/>
+                <w:szCs w:val="20"/>
+              </w:rPr>
+              <w:t xml:space="preserve">Key Concepts:</w:t>
+            </w:r>
+            <w:r>
+              <w:rPr>
+                <w:rFonts w:ascii="Arial" w:cs="Arial" w:eastAsia="Arial" w:hAnsi="Arial"/>
+                <w:sz w:val="20"/>
+                <w:szCs w:val="20"/>
+              </w:rPr>
+              <w:br/>
+              <w:t xml:space="preserve"/>
+            </w:r>
+            <w:r>
+              <w:rPr>
+                <w:rFonts w:ascii="Arial" w:cs="Arial" w:eastAsia="Arial" w:hAnsi="Arial"/>
+                <w:b w:val="false"/>
+                <w:bCs w:val="false"/>
+                <w:i w:val="false"/>
+                <w:iCs w:val="false"/>
+                <w:color w:val="000000"/>
+                <w:sz w:val="20"/>
+                <w:szCs w:val="20"/>
+              </w:rPr>
+              <w:t xml:space="preserve">    • Much faster than linear search for large sorted lists</w:t>
+            </w:r>
+            <w:r>
+              <w:rPr>
+                <w:rFonts w:ascii="Arial" w:cs="Arial" w:eastAsia="Arial" w:hAnsi="Arial"/>
+                <w:sz w:val="20"/>
+                <w:szCs w:val="20"/>
+              </w:rPr>
+              <w:br/>
+              <w:t xml:space="preserve"/>
+            </w:r>
+            <w:r>
+              <w:rPr>
+                <w:rFonts w:ascii="Arial" w:cs="Arial" w:eastAsia="Arial" w:hAnsi="Arial"/>
+                <w:b w:val="false"/>
+                <w:bCs w:val="false"/>
+                <w:i w:val="false"/>
+                <w:iCs w:val="false"/>
+                <w:color w:val="000000"/>
+                <w:sz w:val="20"/>
+                <w:szCs w:val="20"/>
+              </w:rPr>
+              <w:t xml:space="preserve">    • O(log n) vs O(n) time complexity</w:t>
+            </w:r>
+            <w:r>
+              <w:rPr>
+                <w:rFonts w:ascii="Arial" w:cs="Arial" w:eastAsia="Arial" w:hAnsi="Arial"/>
+                <w:sz w:val="20"/>
+                <w:szCs w:val="20"/>
+              </w:rPr>
+              <w:br/>
+              <w:t xml:space="preserve"/>
+            </w:r>
+            <w:r>
+              <w:rPr>
+                <w:rFonts w:ascii="Arial" w:cs="Arial" w:eastAsia="Arial" w:hAnsi="Arial"/>
+                <w:b w:val="false"/>
+                <w:bCs w:val="false"/>
+                <w:i w:val="false"/>
+                <w:iCs w:val="false"/>
+                <w:color w:val="000000"/>
+                <w:sz w:val="20"/>
+                <w:szCs w:val="20"/>
+              </w:rPr>
+              <w:t xml:space="preserve">    • Elegant recursive implementation</w:t>
+            </w:r>
+            <w:r>
+              <w:rPr>
+                <w:rFonts w:ascii="Arial" w:cs="Arial" w:eastAsia="Arial" w:hAnsi="Arial"/>
+                <w:sz w:val="20"/>
+                <w:szCs w:val="20"/>
+              </w:rPr>
+              <w:br/>
+              <w:t xml:space="preserve"/>
+            </w:r>
+            <w:r>
+              <w:rPr>
+                <w:rFonts w:ascii="Arial" w:cs="Arial" w:eastAsia="Arial" w:hAnsi="Arial"/>
+                <w:sz w:val="20"/>
+                <w:szCs w:val="20"/>
+              </w:rPr>
+              <w:br/>
+              <w:t xml:space="preserve"/>
+            </w:r>
+            <w:r>
+              <w:rPr>
+                <w:rFonts w:ascii="Arial" w:cs="Arial" w:eastAsia="Arial" w:hAnsi="Arial"/>
+                <w:b/>
+                <w:bCs/>
+                <w:i w:val="false"/>
+                <w:iCs w:val="false"/>
+                <w:color w:val="000000"/>
+                <w:sz w:val="20"/>
+                <w:szCs w:val="20"/>
+              </w:rPr>
+              <w:t xml:space="preserve">Vocabulary: </w:t>
+            </w:r>
+            <w:r>
+              <w:rPr>
+                <w:rFonts w:ascii="Arial" w:cs="Arial" w:eastAsia="Arial" w:hAnsi="Arial"/>
+                <w:b w:val="false"/>
+                <w:bCs w:val="false"/>
+                <w:i w:val="false"/>
+                <w:iCs w:val="false"/>
+                <w:color w:val="000000"/>
+                <w:sz w:val="20"/>
+                <w:szCs w:val="20"/>
+              </w:rPr>
+              <w:t xml:space="preserve">Binary Search, Divide and Conquer, Precondition, Advantages of Binary Search, Recursive Binary Search Structure</w:t>
+            </w:r>
+            <w:r>
+              <w:rPr>
+                <w:rFonts w:ascii="Arial" w:cs="Arial" w:eastAsia="Arial" w:hAnsi="Arial"/>
+                <w:sz w:val="20"/>
+                <w:szCs w:val="20"/>
+              </w:rPr>
+              <w:br/>
+              <w:t xml:space="preserve"/>
+            </w:r>
+            <w:r>
+              <w:rPr>
+                <w:rFonts w:ascii="Arial" w:cs="Arial" w:eastAsia="Arial" w:hAnsi="Arial"/>
+                <w:sz w:val="20"/>
+                <w:szCs w:val="20"/>
+              </w:rPr>
+              <w:br/>
+              <w:t xml:space="preserve"/>
+            </w:r>
+            <w:r>
+              <w:rPr>
+                <w:rFonts w:ascii="Arial" w:cs="Arial" w:eastAsia="Arial" w:hAnsi="Arial"/>
+                <w:b/>
+                <w:bCs/>
+                <w:i/>
+                <w:iCs/>
+                <w:color w:val="555555"/>
+                <w:sz w:val="20"/>
+                <w:szCs w:val="20"/>
+              </w:rPr>
+              <w:t xml:space="preserve">→ Live Demo — </w:t>
+            </w:r>
+            <w:r>
+              <w:rPr>
+                <w:rFonts w:ascii="Arial" w:cs="Arial" w:eastAsia="Arial" w:hAnsi="Arial"/>
+                <w:b w:val="false"/>
+                <w:bCs w:val="false"/>
+                <w:i/>
+                <w:iCs/>
+                <w:color w:val="555555"/>
+                <w:sz w:val="20"/>
+                <w:szCs w:val="20"/>
+              </w:rPr>
+              <w:t xml:space="preserve">type examples as students follow along in their own editor.</w:t>
+            </w:r>
+            <w:r>
+              <w:rPr>
+                <w:rFonts w:ascii="Arial" w:cs="Arial" w:eastAsia="Arial" w:hAnsi="Arial"/>
+                <w:sz w:val="20"/>
+                <w:szCs w:val="20"/>
+              </w:rPr>
+              <w:br/>
+              <w:t xml:space="preserve"/>
+            </w:r>
+            <w:r>
+              <w:rPr>
+                <w:rFonts w:ascii="Arial" w:cs="Arial" w:eastAsia="Arial" w:hAnsi="Arial"/>
+                <w:b/>
+                <w:bCs/>
+                <w:i/>
+                <w:iCs/>
+                <w:color w:val="555555"/>
+                <w:sz w:val="20"/>
+                <w:szCs w:val="20"/>
+              </w:rPr>
+              <w:t xml:space="preserve">→ Check for Understanding: </w:t>
+            </w:r>
+            <w:r>
+              <w:rPr>
+                <w:rFonts w:ascii="Arial" w:cs="Arial" w:eastAsia="Arial" w:hAnsi="Arial"/>
+                <w:b w:val="false"/>
+                <w:bCs w:val="false"/>
+                <w:i/>
+                <w:iCs/>
+                <w:color w:val="555555"/>
+                <w:sz w:val="20"/>
+                <w:szCs w:val="20"/>
+              </w:rPr>
+              <w:t xml:space="preserve">pause and cold-call: “Can someone explain what we just did in their own words?”</w:t>
             </w:r>
           </w:p>
         </w:tc>
@@ -377,9 +911,9 @@
               <w:right w:val="single" w:color="CCCCCC" w:sz="1"/>
             </w:tcBorders>
             <w:tcMar>
-              <w:top w:type="dxa" w:w="60"/>
+              <w:top w:type="dxa" w:w="80"/>
               <w:left w:type="dxa" w:w="120"/>
-              <w:bottom w:type="dxa" w:w="60"/>
+              <w:bottom w:type="dxa" w:w="80"/>
               <w:right w:type="dxa" w:w="120"/>
             </w:tcMar>
           </w:tcPr>
@@ -406,20 +940,90 @@
               <w:right w:val="single" w:color="CCCCCC" w:sz="1"/>
             </w:tcBorders>
             <w:tcMar>
-              <w:top w:type="dxa" w:w="60"/>
+              <w:top w:type="dxa" w:w="80"/>
               <w:left w:type="dxa" w:w="120"/>
-              <w:bottom w:type="dxa" w:w="60"/>
+              <w:bottom w:type="dxa" w:w="80"/>
               <w:right w:type="dxa" w:w="120"/>
             </w:tcMar>
           </w:tcPr>
           <w:p>
-            <w:r>
-              <w:rPr>
-                <w:rFonts w:ascii="Arial" w:cs="Arial" w:eastAsia="Arial" w:hAnsi="Arial"/>
-                <w:sz w:val="20"/>
-                <w:szCs w:val="20"/>
+            <w:pPr>
+              <w:spacing w:after="80" w:before="80"/>
+            </w:pPr>
+            <w:r>
+              <w:rPr>
+                <w:rFonts w:ascii="Arial" w:cs="Arial" w:eastAsia="Arial" w:hAnsi="Arial"/>
+                <w:b/>
+                <w:bCs/>
+                <w:i w:val="false"/>
+                <w:iCs w:val="false"/>
+                <w:color w:val="000000"/>
+                <w:sz w:val="22"/>
+                <w:szCs w:val="22"/>
               </w:rPr>
               <w:t xml:space="preserve">Guided Practice</w:t>
+            </w:r>
+            <w:r>
+              <w:rPr>
+                <w:rFonts w:ascii="Arial" w:cs="Arial" w:eastAsia="Arial" w:hAnsi="Arial"/>
+                <w:sz w:val="20"/>
+                <w:szCs w:val="20"/>
+              </w:rPr>
+              <w:br/>
+              <w:t xml:space="preserve"/>
+            </w:r>
+            <w:r>
+              <w:rPr>
+                <w:rFonts w:ascii="Arial" w:cs="Arial" w:eastAsia="Arial" w:hAnsi="Arial"/>
+                <w:sz w:val="20"/>
+                <w:szCs w:val="20"/>
+              </w:rPr>
+              <w:br/>
+              <w:t xml:space="preserve"/>
+            </w:r>
+            <w:r>
+              <w:rPr>
+                <w:rFonts w:ascii="Arial" w:cs="Arial" w:eastAsia="Arial" w:hAnsi="Arial"/>
+                <w:b w:val="false"/>
+                <w:bCs w:val="false"/>
+                <w:i w:val="false"/>
+                <w:iCs w:val="false"/>
+                <w:color w:val="000000"/>
+                <w:sz w:val="20"/>
+                <w:szCs w:val="20"/>
+              </w:rPr>
+              <w:t xml:space="preserve">Step 1: Implement binary search recursively.</w:t>
+            </w:r>
+            <w:r>
+              <w:rPr>
+                <w:rFonts w:ascii="Arial" w:cs="Arial" w:eastAsia="Arial" w:hAnsi="Arial"/>
+                <w:sz w:val="20"/>
+                <w:szCs w:val="20"/>
+              </w:rPr>
+              <w:br/>
+              <w:t xml:space="preserve"/>
+            </w:r>
+            <w:r>
+              <w:rPr>
+                <w:rFonts w:ascii="Arial" w:cs="Arial" w:eastAsia="Arial" w:hAnsi="Arial"/>
+                <w:sz w:val="20"/>
+                <w:szCs w:val="20"/>
+              </w:rPr>
+              <w:br/>
+              <w:t xml:space="preserve"/>
+            </w:r>
+            <w:r>
+              <w:rPr>
+                <w:rFonts w:ascii="Arial" w:cs="Arial" w:eastAsia="Arial" w:hAnsi="Arial"/>
+                <w:b w:val="false"/>
+                <w:bCs w:val="false"/>
+                <w:i/>
+                <w:iCs/>
+                <w:color w:val="555555"/>
+                <w:sz w:val="20"/>
+                <w:szCs w:val="20"/>
+              </w:rPr>
+              <w:t xml:space="preserve">→ Teacher models — students try alongside, then compare results.</w:t>
             </w:r>
           </w:p>
         </w:tc>
@@ -435,9 +1039,9 @@
               <w:right w:val="single" w:color="CCCCCC" w:sz="1"/>
             </w:tcBorders>
             <w:tcMar>
-              <w:top w:type="dxa" w:w="60"/>
+              <w:top w:type="dxa" w:w="80"/>
               <w:left w:type="dxa" w:w="120"/>
-              <w:bottom w:type="dxa" w:w="60"/>
+              <w:bottom w:type="dxa" w:w="80"/>
               <w:right w:type="dxa" w:w="120"/>
             </w:tcMar>
           </w:tcPr>
@@ -450,7 +1054,7 @@
                 <w:sz w:val="20"/>
                 <w:szCs w:val="20"/>
               </w:rPr>
-              <w:t xml:space="preserve">15-20 min</w:t>
+              <w:t xml:space="preserve">15–20 min</w:t>
             </w:r>
           </w:p>
         </w:tc>
@@ -464,20 +1068,81 @@
               <w:right w:val="single" w:color="CCCCCC" w:sz="1"/>
             </w:tcBorders>
             <w:tcMar>
-              <w:top w:type="dxa" w:w="60"/>
+              <w:top w:type="dxa" w:w="80"/>
               <w:left w:type="dxa" w:w="120"/>
-              <w:bottom w:type="dxa" w:w="60"/>
+              <w:bottom w:type="dxa" w:w="80"/>
               <w:right w:type="dxa" w:w="120"/>
             </w:tcMar>
           </w:tcPr>
           <w:p>
-            <w:r>
-              <w:rPr>
-                <w:rFonts w:ascii="Arial" w:cs="Arial" w:eastAsia="Arial" w:hAnsi="Arial"/>
-                <w:sz w:val="20"/>
-                <w:szCs w:val="20"/>
+            <w:pPr>
+              <w:spacing w:after="80" w:before="80"/>
+            </w:pPr>
+            <w:r>
+              <w:rPr>
+                <w:rFonts w:ascii="Arial" w:cs="Arial" w:eastAsia="Arial" w:hAnsi="Arial"/>
+                <w:b/>
+                <w:bCs/>
+                <w:i w:val="false"/>
+                <w:iCs w:val="false"/>
+                <w:color w:val="000000"/>
+                <w:sz w:val="22"/>
+                <w:szCs w:val="22"/>
               </w:rPr>
               <w:t xml:space="preserve">Independent Practice / Code Along</w:t>
+            </w:r>
+            <w:r>
+              <w:rPr>
+                <w:rFonts w:ascii="Arial" w:cs="Arial" w:eastAsia="Arial" w:hAnsi="Arial"/>
+                <w:sz w:val="20"/>
+                <w:szCs w:val="20"/>
+              </w:rPr>
+              <w:br/>
+              <w:t xml:space="preserve"/>
+            </w:r>
+            <w:r>
+              <w:rPr>
+                <w:rFonts w:ascii="Arial" w:cs="Arial" w:eastAsia="Arial" w:hAnsi="Arial"/>
+                <w:b w:val="false"/>
+                <w:bCs w:val="false"/>
+                <w:i w:val="false"/>
+                <w:iCs w:val="false"/>
+                <w:color w:val="000000"/>
+                <w:sz w:val="20"/>
+                <w:szCs w:val="20"/>
+              </w:rPr>
+              <w:t xml:space="preserve">    Work through problems from the day's exercise set.</w:t>
+            </w:r>
+            <w:r>
+              <w:rPr>
+                <w:rFonts w:ascii="Arial" w:cs="Arial" w:eastAsia="Arial" w:hAnsi="Arial"/>
+                <w:sz w:val="20"/>
+                <w:szCs w:val="20"/>
+              </w:rPr>
+              <w:br/>
+              <w:t xml:space="preserve"/>
+            </w:r>
+            <w:r>
+              <w:rPr>
+                <w:rFonts w:ascii="Arial" w:cs="Arial" w:eastAsia="Arial" w:hAnsi="Arial"/>
+                <w:sz w:val="20"/>
+                <w:szCs w:val="20"/>
+              </w:rPr>
+              <w:br/>
+              <w:t xml:space="preserve"/>
+            </w:r>
+            <w:r>
+              <w:rPr>
+                <w:rFonts w:ascii="Arial" w:cs="Arial" w:eastAsia="Arial" w:hAnsi="Arial"/>
+                <w:b w:val="false"/>
+                <w:bCs w:val="false"/>
+                <w:i/>
+                <w:iCs/>
+                <w:color w:val="555555"/>
+                <w:sz w:val="20"/>
+                <w:szCs w:val="20"/>
+              </w:rPr>
+              <w:t xml:space="preserve">→ Teacher circulates — offer hints, check for understanding.</w:t>
             </w:r>
           </w:p>
         </w:tc>
@@ -493,9 +1158,9 @@
               <w:right w:val="single" w:color="CCCCCC" w:sz="1"/>
             </w:tcBorders>
             <w:tcMar>
-              <w:top w:type="dxa" w:w="60"/>
+              <w:top w:type="dxa" w:w="80"/>
               <w:left w:type="dxa" w:w="120"/>
-              <w:bottom w:type="dxa" w:w="60"/>
+              <w:bottom w:type="dxa" w:w="80"/>
               <w:right w:type="dxa" w:w="120"/>
             </w:tcMar>
           </w:tcPr>
@@ -522,20 +1187,90 @@
               <w:right w:val="single" w:color="CCCCCC" w:sz="1"/>
             </w:tcBorders>
             <w:tcMar>
-              <w:top w:type="dxa" w:w="60"/>
+              <w:top w:type="dxa" w:w="80"/>
               <w:left w:type="dxa" w:w="120"/>
-              <w:bottom w:type="dxa" w:w="60"/>
+              <w:bottom w:type="dxa" w:w="80"/>
               <w:right w:type="dxa" w:w="120"/>
             </w:tcMar>
           </w:tcPr>
           <w:p>
-            <w:r>
-              <w:rPr>
-                <w:rFonts w:ascii="Arial" w:cs="Arial" w:eastAsia="Arial" w:hAnsi="Arial"/>
-                <w:sz w:val="20"/>
-                <w:szCs w:val="20"/>
+            <w:pPr>
+              <w:spacing w:after="80" w:before="80"/>
+            </w:pPr>
+            <w:r>
+              <w:rPr>
+                <w:rFonts w:ascii="Arial" w:cs="Arial" w:eastAsia="Arial" w:hAnsi="Arial"/>
+                <w:b/>
+                <w:bCs/>
+                <w:i w:val="false"/>
+                <w:iCs w:val="false"/>
+                <w:color w:val="000000"/>
+                <w:sz w:val="22"/>
+                <w:szCs w:val="22"/>
               </w:rPr>
               <w:t xml:space="preserve">Exit Ticket / Wrap-Up</w:t>
+            </w:r>
+            <w:r>
+              <w:rPr>
+                <w:rFonts w:ascii="Arial" w:cs="Arial" w:eastAsia="Arial" w:hAnsi="Arial"/>
+                <w:sz w:val="20"/>
+                <w:szCs w:val="20"/>
+              </w:rPr>
+              <w:br/>
+              <w:t xml:space="preserve"/>
+            </w:r>
+            <w:r>
+              <w:rPr>
+                <w:rFonts w:ascii="Arial" w:cs="Arial" w:eastAsia="Arial" w:hAnsi="Arial"/>
+                <w:sz w:val="20"/>
+                <w:szCs w:val="20"/>
+              </w:rPr>
+              <w:br/>
+              <w:t xml:space="preserve"/>
+            </w:r>
+            <w:r>
+              <w:rPr>
+                <w:rFonts w:ascii="Arial" w:cs="Arial" w:eastAsia="Arial" w:hAnsi="Arial"/>
+                <w:b w:val="false"/>
+                <w:bCs w:val="false"/>
+                <w:i w:val="false"/>
+                <w:iCs w:val="false"/>
+                <w:color w:val="000000"/>
+                <w:sz w:val="20"/>
+                <w:szCs w:val="20"/>
+              </w:rPr>
+              <w:t xml:space="preserve">Quick Check: Implement binary search recursively and understand how divide-and-conquer algorithms work?</w:t>
+            </w:r>
+            <w:r>
+              <w:rPr>
+                <w:rFonts w:ascii="Arial" w:cs="Arial" w:eastAsia="Arial" w:hAnsi="Arial"/>
+                <w:sz w:val="20"/>
+                <w:szCs w:val="20"/>
+              </w:rPr>
+              <w:br/>
+              <w:t xml:space="preserve"/>
+            </w:r>
+            <w:r>
+              <w:rPr>
+                <w:rFonts w:ascii="Arial" w:cs="Arial" w:eastAsia="Arial" w:hAnsi="Arial"/>
+                <w:sz w:val="20"/>
+                <w:szCs w:val="20"/>
+              </w:rPr>
+              <w:br/>
+              <w:t xml:space="preserve"/>
+            </w:r>
+            <w:r>
+              <w:rPr>
+                <w:rFonts w:ascii="Arial" w:cs="Arial" w:eastAsia="Arial" w:hAnsi="Arial"/>
+                <w:b w:val="false"/>
+                <w:bCs w:val="false"/>
+                <w:i/>
+                <w:iCs/>
+                <w:color w:val="555555"/>
+                <w:sz w:val="20"/>
+                <w:szCs w:val="20"/>
+              </w:rPr>
+              <w:t xml:space="preserve">→ 3–2–1: Name 3 things learned, 2 new vocab words, 1 question you still have.</w:t>
             </w:r>
           </w:p>
         </w:tc>
@@ -789,19 +1524,6 @@
                 <w:sz w:val="18"/>
                 <w:szCs w:val="18"/>
               </w:rPr>
-              <w:t xml:space="preserve"># Example 1: Simple linear search (for comparison)</w:t>
-            </w:r>
-          </w:p>
-          <w:p>
-            <w:pPr>
-              <w:spacing w:after="20"/>
-            </w:pPr>
-            <w:r>
-              <w:rPr>
-                <w:rFonts w:ascii="Courier New" w:cs="Courier New" w:eastAsia="Courier New" w:hAnsi="Courier New"/>
-                <w:sz w:val="18"/>
-                <w:szCs w:val="18"/>
-              </w:rPr>
               <w:t xml:space="preserve">def linear_search(lst, target):</w:t>
             </w:r>
           </w:p>
@@ -919,7 +1641,7 @@
                 <w:sz w:val="18"/>
                 <w:szCs w:val="18"/>
               </w:rPr>
-              <w:t xml:space="preserve"># Example 2: Binary search - iterative</w:t>
+              <w:t xml:space="preserve"> </w:t>
             </w:r>
           </w:p>
           <w:p>
@@ -1153,7 +1875,7 @@
                 <w:sz w:val="18"/>
                 <w:szCs w:val="18"/>
               </w:rPr>
-              <w:t xml:space="preserve"># Example 3: Binary search - recursive</w:t>
+              <w:t xml:space="preserve"> </w:t>
             </w:r>
           </w:p>
           <w:p>
@@ -1413,7 +2135,7 @@
                 <w:sz w:val="18"/>
                 <w:szCs w:val="18"/>
               </w:rPr>
-              <w:t xml:space="preserve"># Example 4: Find first occurrence</w:t>
+              <w:t xml:space="preserve"> </w:t>
             </w:r>
           </w:p>
           <w:p>
@@ -1725,7 +2447,7 @@
                 <w:sz w:val="18"/>
                 <w:szCs w:val="18"/>
               </w:rPr>
-              <w:t xml:space="preserve"># Example 5: Find insertion position</w:t>
+              <w:t xml:space="preserve"> </w:t>
             </w:r>
           </w:p>
           <w:p>
@@ -1946,7 +2668,7 @@
                 <w:sz w:val="18"/>
                 <w:szCs w:val="18"/>
               </w:rPr>
-              <w:t xml:space="preserve"># Example 6: Merge sort (divide and conquer)</w:t>
+              <w:t xml:space="preserve"> </w:t>
             </w:r>
           </w:p>
           <w:p>
@@ -2336,7 +3058,7 @@
                 <w:sz w:val="18"/>
                 <w:szCs w:val="18"/>
               </w:rPr>
-              <w:t xml:space="preserve"># Example 7: Time complexity comparison</w:t>
+              <w:t xml:space="preserve"> </w:t>
             </w:r>
           </w:p>
           <w:p>
@@ -2518,19 +3240,6 @@
                 <w:sz w:val="18"/>
                 <w:szCs w:val="18"/>
               </w:rPr>
-              <w:t xml:space="preserve"># Binary search is much faster for large sorted lists</w:t>
-            </w:r>
-          </w:p>
-          <w:p>
-            <w:pPr>
-              <w:spacing w:after="20"/>
-            </w:pPr>
-            <w:r>
-              <w:rPr>
-                <w:rFonts w:ascii="Courier New" w:cs="Courier New" w:eastAsia="Courier New" w:hAnsi="Courier New"/>
-                <w:sz w:val="18"/>
-                <w:szCs w:val="18"/>
-              </w:rPr>
               <w:t xml:space="preserve"> </w:t>
             </w:r>
           </w:p>
@@ -2544,7 +3253,20 @@
                 <w:sz w:val="18"/>
                 <w:szCs w:val="18"/>
               </w:rPr>
-              <w:t xml:space="preserve"># Example 8: Visualizing binary search</w:t>
+              <w:t xml:space="preserve"> </w:t>
+            </w:r>
+          </w:p>
+          <w:p>
+            <w:pPr>
+              <w:spacing w:after="20"/>
+            </w:pPr>
+            <w:r>
+              <w:rPr>
+                <w:rFonts w:ascii="Courier New" w:cs="Courier New" w:eastAsia="Courier New" w:hAnsi="Courier New"/>
+                <w:sz w:val="18"/>
+                <w:szCs w:val="18"/>
+              </w:rPr>
+              <w:t xml:space="preserve"> </w:t>
             </w:r>
           </w:p>
           <w:p>
@@ -3159,20 +3881,241 @@
                 <w:sz w:val="18"/>
                 <w:szCs w:val="18"/>
               </w:rPr>
-              <w:t xml:space="preserve"># On [1, 3, 5, 7, 9, 11, 13] searching for 7:</w:t>
-            </w:r>
-          </w:p>
-          <w:p>
-            <w:pPr>
-              <w:spacing w:after="20"/>
-            </w:pPr>
-            <w:r>
-              <w:rPr>
-                <w:rFonts w:ascii="Courier New" w:cs="Courier New" w:eastAsia="Courier New" w:hAnsi="Courier New"/>
-                <w:sz w:val="18"/>
-                <w:szCs w:val="18"/>
-              </w:rPr>
-              <w:t xml:space="preserve"># mid = 3, lst[3] = 7, found!</w:t>
+              <w:t xml:space="preserve">def merge_sort(lst):</w:t>
+            </w:r>
+          </w:p>
+          <w:p>
+            <w:pPr>
+              <w:spacing w:after="20"/>
+            </w:pPr>
+            <w:r>
+              <w:rPr>
+                <w:rFonts w:ascii="Courier New" w:cs="Courier New" w:eastAsia="Courier New" w:hAnsi="Courier New"/>
+                <w:sz w:val="18"/>
+                <w:szCs w:val="18"/>
+              </w:rPr>
+              <w:t xml:space="preserve">    if len(lst) &lt;= 1:</w:t>
+            </w:r>
+          </w:p>
+          <w:p>
+            <w:pPr>
+              <w:spacing w:after="20"/>
+            </w:pPr>
+            <w:r>
+              <w:rPr>
+                <w:rFonts w:ascii="Courier New" w:cs="Courier New" w:eastAsia="Courier New" w:hAnsi="Courier New"/>
+                <w:sz w:val="18"/>
+                <w:szCs w:val="18"/>
+              </w:rPr>
+              <w:t xml:space="preserve">        return lst</w:t>
+            </w:r>
+          </w:p>
+          <w:p>
+            <w:pPr>
+              <w:spacing w:after="20"/>
+            </w:pPr>
+            <w:r>
+              <w:rPr>
+                <w:rFonts w:ascii="Courier New" w:cs="Courier New" w:eastAsia="Courier New" w:hAnsi="Courier New"/>
+                <w:sz w:val="18"/>
+                <w:szCs w:val="18"/>
+              </w:rPr>
+              <w:t xml:space="preserve">    mid = len(lst) // 2</w:t>
+            </w:r>
+          </w:p>
+          <w:p>
+            <w:pPr>
+              <w:spacing w:after="20"/>
+            </w:pPr>
+            <w:r>
+              <w:rPr>
+                <w:rFonts w:ascii="Courier New" w:cs="Courier New" w:eastAsia="Courier New" w:hAnsi="Courier New"/>
+                <w:sz w:val="18"/>
+                <w:szCs w:val="18"/>
+              </w:rPr>
+              <w:t xml:space="preserve">    return merge(merge_sort(lst[:mid]), merge_sort(lst[mid:]))</w:t>
+            </w:r>
+          </w:p>
+          <w:p>
+            <w:pPr>
+              <w:spacing w:after="20"/>
+            </w:pPr>
+            <w:r>
+              <w:rPr>
+                <w:rFonts w:ascii="Courier New" w:cs="Courier New" w:eastAsia="Courier New" w:hAnsi="Courier New"/>
+                <w:sz w:val="18"/>
+                <w:szCs w:val="18"/>
+              </w:rPr>
+              <w:t xml:space="preserve"> </w:t>
+            </w:r>
+          </w:p>
+          <w:p>
+            <w:pPr>
+              <w:spacing w:after="20"/>
+            </w:pPr>
+            <w:r>
+              <w:rPr>
+                <w:rFonts w:ascii="Courier New" w:cs="Courier New" w:eastAsia="Courier New" w:hAnsi="Courier New"/>
+                <w:sz w:val="18"/>
+                <w:szCs w:val="18"/>
+              </w:rPr>
+              <w:t xml:space="preserve">def merge(left, right):</w:t>
+            </w:r>
+          </w:p>
+          <w:p>
+            <w:pPr>
+              <w:spacing w:after="20"/>
+            </w:pPr>
+            <w:r>
+              <w:rPr>
+                <w:rFonts w:ascii="Courier New" w:cs="Courier New" w:eastAsia="Courier New" w:hAnsi="Courier New"/>
+                <w:sz w:val="18"/>
+                <w:szCs w:val="18"/>
+              </w:rPr>
+              <w:t xml:space="preserve">    result = []</w:t>
+            </w:r>
+          </w:p>
+          <w:p>
+            <w:pPr>
+              <w:spacing w:after="20"/>
+            </w:pPr>
+            <w:r>
+              <w:rPr>
+                <w:rFonts w:ascii="Courier New" w:cs="Courier New" w:eastAsia="Courier New" w:hAnsi="Courier New"/>
+                <w:sz w:val="18"/>
+                <w:szCs w:val="18"/>
+              </w:rPr>
+              <w:t xml:space="preserve">    i = j = 0</w:t>
+            </w:r>
+          </w:p>
+          <w:p>
+            <w:pPr>
+              <w:spacing w:after="20"/>
+            </w:pPr>
+            <w:r>
+              <w:rPr>
+                <w:rFonts w:ascii="Courier New" w:cs="Courier New" w:eastAsia="Courier New" w:hAnsi="Courier New"/>
+                <w:sz w:val="18"/>
+                <w:szCs w:val="18"/>
+              </w:rPr>
+              <w:t xml:space="preserve">    while i &lt; len(left) and j &lt; len(right):</w:t>
+            </w:r>
+          </w:p>
+          <w:p>
+            <w:pPr>
+              <w:spacing w:after="20"/>
+            </w:pPr>
+            <w:r>
+              <w:rPr>
+                <w:rFonts w:ascii="Courier New" w:cs="Courier New" w:eastAsia="Courier New" w:hAnsi="Courier New"/>
+                <w:sz w:val="18"/>
+                <w:szCs w:val="18"/>
+              </w:rPr>
+              <w:t xml:space="preserve">        if left[i] &lt;= right[j]:</w:t>
+            </w:r>
+          </w:p>
+          <w:p>
+            <w:pPr>
+              <w:spacing w:after="20"/>
+            </w:pPr>
+            <w:r>
+              <w:rPr>
+                <w:rFonts w:ascii="Courier New" w:cs="Courier New" w:eastAsia="Courier New" w:hAnsi="Courier New"/>
+                <w:sz w:val="18"/>
+                <w:szCs w:val="18"/>
+              </w:rPr>
+              <w:t xml:space="preserve">            result.append(left[i])</w:t>
+            </w:r>
+          </w:p>
+          <w:p>
+            <w:pPr>
+              <w:spacing w:after="20"/>
+            </w:pPr>
+            <w:r>
+              <w:rPr>
+                <w:rFonts w:ascii="Courier New" w:cs="Courier New" w:eastAsia="Courier New" w:hAnsi="Courier New"/>
+                <w:sz w:val="18"/>
+                <w:szCs w:val="18"/>
+              </w:rPr>
+              <w:t xml:space="preserve">            i += 1</w:t>
+            </w:r>
+          </w:p>
+          <w:p>
+            <w:pPr>
+              <w:spacing w:after="20"/>
+            </w:pPr>
+            <w:r>
+              <w:rPr>
+                <w:rFonts w:ascii="Courier New" w:cs="Courier New" w:eastAsia="Courier New" w:hAnsi="Courier New"/>
+                <w:sz w:val="18"/>
+                <w:szCs w:val="18"/>
+              </w:rPr>
+              <w:t xml:space="preserve">        else:</w:t>
+            </w:r>
+          </w:p>
+          <w:p>
+            <w:pPr>
+              <w:spacing w:after="20"/>
+            </w:pPr>
+            <w:r>
+              <w:rPr>
+                <w:rFonts w:ascii="Courier New" w:cs="Courier New" w:eastAsia="Courier New" w:hAnsi="Courier New"/>
+                <w:sz w:val="18"/>
+                <w:szCs w:val="18"/>
+              </w:rPr>
+              <w:t xml:space="preserve">            result.append(right[j])</w:t>
+            </w:r>
+          </w:p>
+          <w:p>
+            <w:pPr>
+              <w:spacing w:after="20"/>
+            </w:pPr>
+            <w:r>
+              <w:rPr>
+                <w:rFonts w:ascii="Courier New" w:cs="Courier New" w:eastAsia="Courier New" w:hAnsi="Courier New"/>
+                <w:sz w:val="18"/>
+                <w:szCs w:val="18"/>
+              </w:rPr>
+              <w:t xml:space="preserve">            j += 1</w:t>
+            </w:r>
+          </w:p>
+          <w:p>
+            <w:pPr>
+              <w:spacing w:after="20"/>
+            </w:pPr>
+            <w:r>
+              <w:rPr>
+                <w:rFonts w:ascii="Courier New" w:cs="Courier New" w:eastAsia="Courier New" w:hAnsi="Courier New"/>
+                <w:sz w:val="18"/>
+                <w:szCs w:val="18"/>
+              </w:rPr>
+              <w:t xml:space="preserve">    return result + left[i:] + right[j:]</w:t>
+            </w:r>
+          </w:p>
+          <w:p>
+            <w:pPr>
+              <w:spacing w:after="20"/>
+            </w:pPr>
+            <w:r>
+              <w:rPr>
+                <w:rFonts w:ascii="Courier New" w:cs="Courier New" w:eastAsia="Courier New" w:hAnsi="Courier New"/>
+                <w:sz w:val="18"/>
+                <w:szCs w:val="18"/>
+              </w:rPr>
+              <w:t xml:space="preserve"> </w:t>
+            </w:r>
+          </w:p>
+          <w:p>
+            <w:pPr>
+              <w:spacing w:after="20"/>
+            </w:pPr>
+            <w:r>
+              <w:rPr>
+                <w:rFonts w:ascii="Courier New" w:cs="Courier New" w:eastAsia="Courier New" w:hAnsi="Courier New"/>
+                <w:sz w:val="18"/>
+                <w:szCs w:val="18"/>
+              </w:rPr>
+              <w:t xml:space="preserve">print(merge_sort([3, 1, 4, 1, 5]))  # Should print: [1, 1, 3, 4, 5]</w:t>
             </w:r>
           </w:p>
         </w:tc>
@@ -3226,163 +4169,98 @@
                 <w:sz w:val="18"/>
                 <w:szCs w:val="18"/>
               </w:rPr>
-              <w:t xml:space="preserve">def merge_sort(lst):</w:t>
-            </w:r>
-          </w:p>
-          <w:p>
-            <w:pPr>
-              <w:spacing w:after="20"/>
-            </w:pPr>
-            <w:r>
-              <w:rPr>
-                <w:rFonts w:ascii="Courier New" w:cs="Courier New" w:eastAsia="Courier New" w:hAnsi="Courier New"/>
-                <w:sz w:val="18"/>
-                <w:szCs w:val="18"/>
-              </w:rPr>
-              <w:t xml:space="preserve">    if len(lst) &lt;= 1:</w:t>
-            </w:r>
-          </w:p>
-          <w:p>
-            <w:pPr>
-              <w:spacing w:after="20"/>
-            </w:pPr>
-            <w:r>
-              <w:rPr>
-                <w:rFonts w:ascii="Courier New" w:cs="Courier New" w:eastAsia="Courier New" w:hAnsi="Courier New"/>
-                <w:sz w:val="18"/>
-                <w:szCs w:val="18"/>
-              </w:rPr>
-              <w:t xml:space="preserve">        return lst</w:t>
-            </w:r>
-          </w:p>
-          <w:p>
-            <w:pPr>
-              <w:spacing w:after="20"/>
-            </w:pPr>
-            <w:r>
-              <w:rPr>
-                <w:rFonts w:ascii="Courier New" w:cs="Courier New" w:eastAsia="Courier New" w:hAnsi="Courier New"/>
-                <w:sz w:val="18"/>
-                <w:szCs w:val="18"/>
-              </w:rPr>
-              <w:t xml:space="preserve">    mid = len(lst) // 2</w:t>
-            </w:r>
-          </w:p>
-          <w:p>
-            <w:pPr>
-              <w:spacing w:after="20"/>
-            </w:pPr>
-            <w:r>
-              <w:rPr>
-                <w:rFonts w:ascii="Courier New" w:cs="Courier New" w:eastAsia="Courier New" w:hAnsi="Courier New"/>
-                <w:sz w:val="18"/>
-                <w:szCs w:val="18"/>
-              </w:rPr>
-              <w:t xml:space="preserve">    return merge(merge_sort(lst[:mid]), merge_sort(lst[mid:]))</w:t>
-            </w:r>
-          </w:p>
-          <w:p>
-            <w:pPr>
-              <w:spacing w:after="20"/>
-            </w:pPr>
-            <w:r>
-              <w:rPr>
-                <w:rFonts w:ascii="Courier New" w:cs="Courier New" w:eastAsia="Courier New" w:hAnsi="Courier New"/>
-                <w:sz w:val="18"/>
-                <w:szCs w:val="18"/>
-              </w:rPr>
-              <w:t xml:space="preserve"> </w:t>
-            </w:r>
-          </w:p>
-          <w:p>
-            <w:pPr>
-              <w:spacing w:after="20"/>
-            </w:pPr>
-            <w:r>
-              <w:rPr>
-                <w:rFonts w:ascii="Courier New" w:cs="Courier New" w:eastAsia="Courier New" w:hAnsi="Courier New"/>
-                <w:sz w:val="18"/>
-                <w:szCs w:val="18"/>
-              </w:rPr>
-              <w:t xml:space="preserve">def merge(left, right):</w:t>
-            </w:r>
-          </w:p>
-          <w:p>
-            <w:pPr>
-              <w:spacing w:after="20"/>
-            </w:pPr>
-            <w:r>
-              <w:rPr>
-                <w:rFonts w:ascii="Courier New" w:cs="Courier New" w:eastAsia="Courier New" w:hAnsi="Courier New"/>
-                <w:sz w:val="18"/>
-                <w:szCs w:val="18"/>
-              </w:rPr>
-              <w:t xml:space="preserve">    result = []</w:t>
-            </w:r>
-          </w:p>
-          <w:p>
-            <w:pPr>
-              <w:spacing w:after="20"/>
-            </w:pPr>
-            <w:r>
-              <w:rPr>
-                <w:rFonts w:ascii="Courier New" w:cs="Courier New" w:eastAsia="Courier New" w:hAnsi="Courier New"/>
-                <w:sz w:val="18"/>
-                <w:szCs w:val="18"/>
-              </w:rPr>
-              <w:t xml:space="preserve">    i = j = 0</w:t>
-            </w:r>
-          </w:p>
-          <w:p>
-            <w:pPr>
-              <w:spacing w:after="20"/>
-            </w:pPr>
-            <w:r>
-              <w:rPr>
-                <w:rFonts w:ascii="Courier New" w:cs="Courier New" w:eastAsia="Courier New" w:hAnsi="Courier New"/>
-                <w:sz w:val="18"/>
-                <w:szCs w:val="18"/>
-              </w:rPr>
-              <w:t xml:space="preserve">    while i &lt; len(left) and j &lt; len(right):</w:t>
-            </w:r>
-          </w:p>
-          <w:p>
-            <w:pPr>
-              <w:spacing w:after="20"/>
-            </w:pPr>
-            <w:r>
-              <w:rPr>
-                <w:rFonts w:ascii="Courier New" w:cs="Courier New" w:eastAsia="Courier New" w:hAnsi="Courier New"/>
-                <w:sz w:val="18"/>
-                <w:szCs w:val="18"/>
-              </w:rPr>
-              <w:t xml:space="preserve">        if left[i] &lt;= right[j]:</w:t>
-            </w:r>
-          </w:p>
-          <w:p>
-            <w:pPr>
-              <w:spacing w:after="20"/>
-            </w:pPr>
-            <w:r>
-              <w:rPr>
-                <w:rFonts w:ascii="Courier New" w:cs="Courier New" w:eastAsia="Courier New" w:hAnsi="Courier New"/>
-                <w:sz w:val="18"/>
-                <w:szCs w:val="18"/>
-              </w:rPr>
-              <w:t xml:space="preserve">            result.append(left[i])</w:t>
-            </w:r>
-          </w:p>
-          <w:p>
-            <w:pPr>
-              <w:spacing w:after="20"/>
-            </w:pPr>
-            <w:r>
-              <w:rPr>
-                <w:rFonts w:ascii="Courier New" w:cs="Courier New" w:eastAsia="Courier New" w:hAnsi="Courier New"/>
-                <w:sz w:val="18"/>
-                <w:szCs w:val="18"/>
-              </w:rPr>
-              <w:t xml:space="preserve">            i += 1</w:t>
+              <w:t xml:space="preserve">def binary_search_iter(lst, target):</w:t>
+            </w:r>
+          </w:p>
+          <w:p>
+            <w:pPr>
+              <w:spacing w:after="20"/>
+            </w:pPr>
+            <w:r>
+              <w:rPr>
+                <w:rFonts w:ascii="Courier New" w:cs="Courier New" w:eastAsia="Courier New" w:hAnsi="Courier New"/>
+                <w:sz w:val="18"/>
+                <w:szCs w:val="18"/>
+              </w:rPr>
+              <w:t xml:space="preserve">    left, right = 0, len(lst) - 1</w:t>
+            </w:r>
+          </w:p>
+          <w:p>
+            <w:pPr>
+              <w:spacing w:after="20"/>
+            </w:pPr>
+            <w:r>
+              <w:rPr>
+                <w:rFonts w:ascii="Courier New" w:cs="Courier New" w:eastAsia="Courier New" w:hAnsi="Courier New"/>
+                <w:sz w:val="18"/>
+                <w:szCs w:val="18"/>
+              </w:rPr>
+              <w:t xml:space="preserve">    while left &lt;= right:</w:t>
+            </w:r>
+          </w:p>
+          <w:p>
+            <w:pPr>
+              <w:spacing w:after="20"/>
+            </w:pPr>
+            <w:r>
+              <w:rPr>
+                <w:rFonts w:ascii="Courier New" w:cs="Courier New" w:eastAsia="Courier New" w:hAnsi="Courier New"/>
+                <w:sz w:val="18"/>
+                <w:szCs w:val="18"/>
+              </w:rPr>
+              <w:t xml:space="preserve">        mid = (left + right) // 2</w:t>
+            </w:r>
+          </w:p>
+          <w:p>
+            <w:pPr>
+              <w:spacing w:after="20"/>
+            </w:pPr>
+            <w:r>
+              <w:rPr>
+                <w:rFonts w:ascii="Courier New" w:cs="Courier New" w:eastAsia="Courier New" w:hAnsi="Courier New"/>
+                <w:sz w:val="18"/>
+                <w:szCs w:val="18"/>
+              </w:rPr>
+              <w:t xml:space="preserve">        if lst[mid] == target:</w:t>
+            </w:r>
+          </w:p>
+          <w:p>
+            <w:pPr>
+              <w:spacing w:after="20"/>
+            </w:pPr>
+            <w:r>
+              <w:rPr>
+                <w:rFonts w:ascii="Courier New" w:cs="Courier New" w:eastAsia="Courier New" w:hAnsi="Courier New"/>
+                <w:sz w:val="18"/>
+                <w:szCs w:val="18"/>
+              </w:rPr>
+              <w:t xml:space="preserve">            return mid</w:t>
+            </w:r>
+          </w:p>
+          <w:p>
+            <w:pPr>
+              <w:spacing w:after="20"/>
+            </w:pPr>
+            <w:r>
+              <w:rPr>
+                <w:rFonts w:ascii="Courier New" w:cs="Courier New" w:eastAsia="Courier New" w:hAnsi="Courier New"/>
+                <w:sz w:val="18"/>
+                <w:szCs w:val="18"/>
+              </w:rPr>
+              <w:t xml:space="preserve">        elif lst[mid] &lt; target:</w:t>
+            </w:r>
+          </w:p>
+          <w:p>
+            <w:pPr>
+              <w:spacing w:after="20"/>
+            </w:pPr>
+            <w:r>
+              <w:rPr>
+                <w:rFonts w:ascii="Courier New" w:cs="Courier New" w:eastAsia="Courier New" w:hAnsi="Courier New"/>
+                <w:sz w:val="18"/>
+                <w:szCs w:val="18"/>
+              </w:rPr>
+              <w:t xml:space="preserve">            left = mid + 1</w:t>
             </w:r>
           </w:p>
           <w:p>
@@ -3408,242 +4286,6 @@
                 <w:sz w:val="18"/>
                 <w:szCs w:val="18"/>
               </w:rPr>
-              <w:t xml:space="preserve">            result.append(right[j])</w:t>
-            </w:r>
-          </w:p>
-          <w:p>
-            <w:pPr>
-              <w:spacing w:after="20"/>
-            </w:pPr>
-            <w:r>
-              <w:rPr>
-                <w:rFonts w:ascii="Courier New" w:cs="Courier New" w:eastAsia="Courier New" w:hAnsi="Courier New"/>
-                <w:sz w:val="18"/>
-                <w:szCs w:val="18"/>
-              </w:rPr>
-              <w:t xml:space="preserve">            j += 1</w:t>
-            </w:r>
-          </w:p>
-          <w:p>
-            <w:pPr>
-              <w:spacing w:after="20"/>
-            </w:pPr>
-            <w:r>
-              <w:rPr>
-                <w:rFonts w:ascii="Courier New" w:cs="Courier New" w:eastAsia="Courier New" w:hAnsi="Courier New"/>
-                <w:sz w:val="18"/>
-                <w:szCs w:val="18"/>
-              </w:rPr>
-              <w:t xml:space="preserve">    return result + left[i:] + right[j:]</w:t>
-            </w:r>
-          </w:p>
-          <w:p>
-            <w:pPr>
-              <w:spacing w:after="20"/>
-            </w:pPr>
-            <w:r>
-              <w:rPr>
-                <w:rFonts w:ascii="Courier New" w:cs="Courier New" w:eastAsia="Courier New" w:hAnsi="Courier New"/>
-                <w:sz w:val="18"/>
-                <w:szCs w:val="18"/>
-              </w:rPr>
-              <w:t xml:space="preserve"> </w:t>
-            </w:r>
-          </w:p>
-          <w:p>
-            <w:pPr>
-              <w:spacing w:after="20"/>
-            </w:pPr>
-            <w:r>
-              <w:rPr>
-                <w:rFonts w:ascii="Courier New" w:cs="Courier New" w:eastAsia="Courier New" w:hAnsi="Courier New"/>
-                <w:sz w:val="18"/>
-                <w:szCs w:val="18"/>
-              </w:rPr>
-              <w:t xml:space="preserve">print(merge_sort([3, 1, 4, 1, 5]))  # Should print: [1, 1, 3, 4, 5]</w:t>
-            </w:r>
-          </w:p>
-        </w:tc>
-      </w:tr>
-    </w:tbl>
-    <w:p>
-      <w:pPr>
-        <w:spacing w:after="120"/>
-      </w:pPr>
-    </w:p>
-    <w:tbl>
-      <w:tblPr>
-        <w:tblW w:type="dxa" w:w="9360"/>
-        <w:tblBorders>
-          <w:top w:val="single" w:color="auto" w:sz="4"/>
-          <w:left w:val="single" w:color="auto" w:sz="4"/>
-          <w:bottom w:val="single" w:color="auto" w:sz="4"/>
-          <w:right w:val="single" w:color="auto" w:sz="4"/>
-          <w:insideH w:val="single" w:color="auto" w:sz="4"/>
-          <w:insideV w:val="single" w:color="auto" w:sz="4"/>
-        </w:tblBorders>
-      </w:tblPr>
-      <w:tblGrid>
-        <w:gridCol w:w="9360"/>
-      </w:tblGrid>
-      <w:tr>
-        <w:tc>
-          <w:tcPr>
-            <w:tcW w:type="dxa" w:w="9360"/>
-            <w:tcBorders>
-              <w:top w:val="single" w:color="CCCCCC" w:sz="1"/>
-              <w:left w:val="single" w:color="CCCCCC" w:sz="1"/>
-              <w:bottom w:val="single" w:color="CCCCCC" w:sz="1"/>
-              <w:right w:val="single" w:color="CCCCCC" w:sz="1"/>
-            </w:tcBorders>
-            <w:shd w:fill="F2F2F2" w:val="clear"/>
-            <w:tcMar>
-              <w:top w:type="dxa" w:w="80"/>
-              <w:left w:type="dxa" w:w="160"/>
-              <w:bottom w:type="dxa" w:w="80"/>
-              <w:right w:type="dxa" w:w="160"/>
-            </w:tcMar>
-          </w:tcPr>
-          <w:p>
-            <w:pPr>
-              <w:spacing w:after="20"/>
-            </w:pPr>
-            <w:r>
-              <w:rPr>
-                <w:rFonts w:ascii="Courier New" w:cs="Courier New" w:eastAsia="Courier New" w:hAnsi="Courier New"/>
-                <w:sz w:val="18"/>
-                <w:szCs w:val="18"/>
-              </w:rPr>
-              <w:t xml:space="preserve"># Beginner</w:t>
-            </w:r>
-          </w:p>
-          <w:p>
-            <w:pPr>
-              <w:spacing w:after="20"/>
-            </w:pPr>
-            <w:r>
-              <w:rPr>
-                <w:rFonts w:ascii="Courier New" w:cs="Courier New" w:eastAsia="Courier New" w:hAnsi="Courier New"/>
-                <w:sz w:val="18"/>
-                <w:szCs w:val="18"/>
-              </w:rPr>
-              <w:t xml:space="preserve">def binary_search_iter(lst, target):</w:t>
-            </w:r>
-          </w:p>
-          <w:p>
-            <w:pPr>
-              <w:spacing w:after="20"/>
-            </w:pPr>
-            <w:r>
-              <w:rPr>
-                <w:rFonts w:ascii="Courier New" w:cs="Courier New" w:eastAsia="Courier New" w:hAnsi="Courier New"/>
-                <w:sz w:val="18"/>
-                <w:szCs w:val="18"/>
-              </w:rPr>
-              <w:t xml:space="preserve">    left, right = 0, len(lst) - 1</w:t>
-            </w:r>
-          </w:p>
-          <w:p>
-            <w:pPr>
-              <w:spacing w:after="20"/>
-            </w:pPr>
-            <w:r>
-              <w:rPr>
-                <w:rFonts w:ascii="Courier New" w:cs="Courier New" w:eastAsia="Courier New" w:hAnsi="Courier New"/>
-                <w:sz w:val="18"/>
-                <w:szCs w:val="18"/>
-              </w:rPr>
-              <w:t xml:space="preserve">    while left &lt;= right:</w:t>
-            </w:r>
-          </w:p>
-          <w:p>
-            <w:pPr>
-              <w:spacing w:after="20"/>
-            </w:pPr>
-            <w:r>
-              <w:rPr>
-                <w:rFonts w:ascii="Courier New" w:cs="Courier New" w:eastAsia="Courier New" w:hAnsi="Courier New"/>
-                <w:sz w:val="18"/>
-                <w:szCs w:val="18"/>
-              </w:rPr>
-              <w:t xml:space="preserve">        mid = (left + right) // 2</w:t>
-            </w:r>
-          </w:p>
-          <w:p>
-            <w:pPr>
-              <w:spacing w:after="20"/>
-            </w:pPr>
-            <w:r>
-              <w:rPr>
-                <w:rFonts w:ascii="Courier New" w:cs="Courier New" w:eastAsia="Courier New" w:hAnsi="Courier New"/>
-                <w:sz w:val="18"/>
-                <w:szCs w:val="18"/>
-              </w:rPr>
-              <w:t xml:space="preserve">        if lst[mid] == target:</w:t>
-            </w:r>
-          </w:p>
-          <w:p>
-            <w:pPr>
-              <w:spacing w:after="20"/>
-            </w:pPr>
-            <w:r>
-              <w:rPr>
-                <w:rFonts w:ascii="Courier New" w:cs="Courier New" w:eastAsia="Courier New" w:hAnsi="Courier New"/>
-                <w:sz w:val="18"/>
-                <w:szCs w:val="18"/>
-              </w:rPr>
-              <w:t xml:space="preserve">            return mid</w:t>
-            </w:r>
-          </w:p>
-          <w:p>
-            <w:pPr>
-              <w:spacing w:after="20"/>
-            </w:pPr>
-            <w:r>
-              <w:rPr>
-                <w:rFonts w:ascii="Courier New" w:cs="Courier New" w:eastAsia="Courier New" w:hAnsi="Courier New"/>
-                <w:sz w:val="18"/>
-                <w:szCs w:val="18"/>
-              </w:rPr>
-              <w:t xml:space="preserve">        elif lst[mid] &lt; target:</w:t>
-            </w:r>
-          </w:p>
-          <w:p>
-            <w:pPr>
-              <w:spacing w:after="20"/>
-            </w:pPr>
-            <w:r>
-              <w:rPr>
-                <w:rFonts w:ascii="Courier New" w:cs="Courier New" w:eastAsia="Courier New" w:hAnsi="Courier New"/>
-                <w:sz w:val="18"/>
-                <w:szCs w:val="18"/>
-              </w:rPr>
-              <w:t xml:space="preserve">            left = mid + 1</w:t>
-            </w:r>
-          </w:p>
-          <w:p>
-            <w:pPr>
-              <w:spacing w:after="20"/>
-            </w:pPr>
-            <w:r>
-              <w:rPr>
-                <w:rFonts w:ascii="Courier New" w:cs="Courier New" w:eastAsia="Courier New" w:hAnsi="Courier New"/>
-                <w:sz w:val="18"/>
-                <w:szCs w:val="18"/>
-              </w:rPr>
-              <w:t xml:space="preserve">        else:</w:t>
-            </w:r>
-          </w:p>
-          <w:p>
-            <w:pPr>
-              <w:spacing w:after="20"/>
-            </w:pPr>
-            <w:r>
-              <w:rPr>
-                <w:rFonts w:ascii="Courier New" w:cs="Courier New" w:eastAsia="Courier New" w:hAnsi="Courier New"/>
-                <w:sz w:val="18"/>
-                <w:szCs w:val="18"/>
-              </w:rPr>
               <w:t xml:space="preserve">            right = mid - 1</w:t>
             </w:r>
           </w:p>
@@ -3658,58 +4300,6 @@
                 <w:szCs w:val="18"/>
               </w:rPr>
               <w:t xml:space="preserve">    return -1</w:t>
-            </w:r>
-          </w:p>
-          <w:p>
-            <w:pPr>
-              <w:spacing w:after="20"/>
-            </w:pPr>
-            <w:r>
-              <w:rPr>
-                <w:rFonts w:ascii="Courier New" w:cs="Courier New" w:eastAsia="Courier New" w:hAnsi="Courier New"/>
-                <w:sz w:val="18"/>
-                <w:szCs w:val="18"/>
-              </w:rPr>
-              <w:t xml:space="preserve"> </w:t>
-            </w:r>
-          </w:p>
-          <w:p>
-            <w:pPr>
-              <w:spacing w:after="20"/>
-            </w:pPr>
-            <w:r>
-              <w:rPr>
-                <w:rFonts w:ascii="Courier New" w:cs="Courier New" w:eastAsia="Courier New" w:hAnsi="Courier New"/>
-                <w:sz w:val="18"/>
-                <w:szCs w:val="18"/>
-              </w:rPr>
-              <w:t xml:space="preserve"># Intermediate: (see Day 18 Example 4)</w:t>
-            </w:r>
-          </w:p>
-          <w:p>
-            <w:pPr>
-              <w:spacing w:after="20"/>
-            </w:pPr>
-            <w:r>
-              <w:rPr>
-                <w:rFonts w:ascii="Courier New" w:cs="Courier New" w:eastAsia="Courier New" w:hAnsi="Courier New"/>
-                <w:sz w:val="18"/>
-                <w:szCs w:val="18"/>
-              </w:rPr>
-              <w:t xml:space="preserve"> </w:t>
-            </w:r>
-          </w:p>
-          <w:p>
-            <w:pPr>
-              <w:spacing w:after="20"/>
-            </w:pPr>
-            <w:r>
-              <w:rPr>
-                <w:rFonts w:ascii="Courier New" w:cs="Courier New" w:eastAsia="Courier New" w:hAnsi="Courier New"/>
-                <w:sz w:val="18"/>
-                <w:szCs w:val="18"/>
-              </w:rPr>
-              <w:t xml:space="preserve"># Challenge: see merge_sort above</w:t>
             </w:r>
           </w:p>
         </w:tc>

--- a/Coding 2 - year/Unit 3 - Advanced Functions & Algorithms/Daily Lesson Plans/Word/Day 18.docx
+++ b/Coding 2 - year/Unit 3 - Advanced Functions & Algorithms/Daily Lesson Plans/Word/Day 18.docx
@@ -380,7 +380,7 @@
                 <w:sz w:val="20"/>
                 <w:szCs w:val="20"/>
               </w:rPr>
-              <w:t xml:space="preserve">    What do you already know about how to implement binary search recursively and understand how divide-and-conquer algorithms work?</w:t>
+              <w:t xml:space="preserve">    Why might a programmer need to implement binary search recursively and understand how divide-and-conquer algorithms work? What problem does it solve?</w:t>
             </w:r>
             <w:r>
               <w:rPr>
@@ -477,7 +477,7 @@
                 <w:sz w:val="20"/>
                 <w:szCs w:val="20"/>
               </w:rPr>
-              <w:t xml:space="preserve">Today's Goal: By the end of class you will be able to implement binary search recursively and understand how divide-and-conquer algorithms work.</w:t>
+              <w:t xml:space="preserve">Today’s Goal: By the end of class you will be able to implement binary search recursively and understand how divide-and-conquer algorithms work.</w:t>
             </w:r>
             <w:r>
               <w:rPr>
@@ -1239,7 +1239,7 @@
                 <w:sz w:val="20"/>
                 <w:szCs w:val="20"/>
               </w:rPr>
-              <w:t xml:space="preserve">Quick Check: Implement binary search recursively and understand how divide-and-conquer algorithms work?</w:t>
+              <w:t xml:space="preserve">Describe the steps you'd follow to implement binary search recursively and understand how divide-and-conquer algorithms work. What would you check to confirm it worked?</w:t>
             </w:r>
             <w:r>
               <w:rPr>

--- a/Coding 2 - year/Unit 3 - Advanced Functions & Algorithms/Daily Lesson Plans/Word/Day 18.docx
+++ b/Coding 2 - year/Unit 3 - Advanced Functions & Algorithms/Daily Lesson Plans/Word/Day 18.docx
@@ -786,6 +786,50 @@
             <w:r>
               <w:rPr>
                 <w:rFonts w:ascii="Arial" w:cs="Arial" w:eastAsia="Arial" w:hAnsi="Arial"/>
+                <w:b w:val="false"/>
+                <w:bCs w:val="false"/>
+                <w:i w:val="false"/>
+                <w:iCs w:val="false"/>
+                <w:color w:val="000000"/>
+                <w:sz w:val="20"/>
+                <w:szCs w:val="20"/>
+              </w:rPr>
+              <w:t xml:space="preserve">    • Base case: item found or search space empty</w:t>
+            </w:r>
+            <w:r>
+              <w:rPr>
+                <w:rFonts w:ascii="Arial" w:cs="Arial" w:eastAsia="Arial" w:hAnsi="Arial"/>
+                <w:sz w:val="20"/>
+                <w:szCs w:val="20"/>
+              </w:rPr>
+              <w:br/>
+              <w:t xml:space="preserve"/>
+            </w:r>
+            <w:r>
+              <w:rPr>
+                <w:rFonts w:ascii="Arial" w:cs="Arial" w:eastAsia="Arial" w:hAnsi="Arial"/>
+                <w:b w:val="false"/>
+                <w:bCs w:val="false"/>
+                <w:i w:val="false"/>
+                <w:iCs w:val="false"/>
+                <w:color w:val="000000"/>
+                <w:sz w:val="20"/>
+                <w:szCs w:val="20"/>
+              </w:rPr>
+              <w:t xml:space="preserve">    • Recursive case: search left or right half</w:t>
+            </w:r>
+            <w:r>
+              <w:rPr>
+                <w:rFonts w:ascii="Arial" w:cs="Arial" w:eastAsia="Arial" w:hAnsi="Arial"/>
+                <w:sz w:val="20"/>
+                <w:szCs w:val="20"/>
+              </w:rPr>
+              <w:br/>
+              <w:t xml:space="preserve"/>
+            </w:r>
+            <w:r>
+              <w:rPr>
+                <w:rFonts w:ascii="Arial" w:cs="Arial" w:eastAsia="Arial" w:hAnsi="Arial"/>
                 <w:sz w:val="20"/>
                 <w:szCs w:val="20"/>
               </w:rPr>
@@ -1103,6 +1147,19 @@
             <w:r>
               <w:rPr>
                 <w:rFonts w:ascii="Arial" w:cs="Arial" w:eastAsia="Arial" w:hAnsi="Arial"/>
+                <w:b/>
+                <w:bCs/>
+                <w:i w:val="false"/>
+                <w:iCs w:val="false"/>
+                <w:color w:val="000000"/>
+                <w:sz w:val="20"/>
+                <w:szCs w:val="20"/>
+              </w:rPr>
+              <w:t xml:space="preserve">    Beginner: </w:t>
+            </w:r>
+            <w:r>
+              <w:rPr>
+                <w:rFonts w:ascii="Arial" w:cs="Arial" w:eastAsia="Arial" w:hAnsi="Arial"/>
                 <w:b w:val="false"/>
                 <w:bCs w:val="false"/>
                 <w:i w:val="false"/>
@@ -1111,7 +1168,77 @@
                 <w:sz w:val="20"/>
                 <w:szCs w:val="20"/>
               </w:rPr>
-              <w:t xml:space="preserve">    Work through problems from the day's exercise set.</w:t>
+              <w:t xml:space="preserve">Write an iterative binary search function.</w:t>
+            </w:r>
+            <w:r>
+              <w:rPr>
+                <w:rFonts w:ascii="Arial" w:cs="Arial" w:eastAsia="Arial" w:hAnsi="Arial"/>
+                <w:sz w:val="20"/>
+                <w:szCs w:val="20"/>
+              </w:rPr>
+              <w:br/>
+              <w:t xml:space="preserve"/>
+            </w:r>
+            <w:r>
+              <w:rPr>
+                <w:rFonts w:ascii="Arial" w:cs="Arial" w:eastAsia="Arial" w:hAnsi="Arial"/>
+                <w:b/>
+                <w:bCs/>
+                <w:i w:val="false"/>
+                <w:iCs w:val="false"/>
+                <w:color w:val="000000"/>
+                <w:sz w:val="20"/>
+                <w:szCs w:val="20"/>
+              </w:rPr>
+              <w:t xml:space="preserve">    Intermediate: </w:t>
+            </w:r>
+            <w:r>
+              <w:rPr>
+                <w:rFonts w:ascii="Arial" w:cs="Arial" w:eastAsia="Arial" w:hAnsi="Arial"/>
+                <w:b w:val="false"/>
+                <w:bCs w:val="false"/>
+                <w:i w:val="false"/>
+                <w:iCs w:val="false"/>
+                <w:color w:val="000000"/>
+                <w:sz w:val="20"/>
+                <w:szCs w:val="20"/>
+              </w:rPr>
+              <w:t xml:space="preserve">Implement binary search for finding the leftmost (first) occurrence of a value.</w:t>
+            </w:r>
+            <w:r>
+              <w:rPr>
+                <w:rFonts w:ascii="Arial" w:cs="Arial" w:eastAsia="Arial" w:hAnsi="Arial"/>
+                <w:sz w:val="20"/>
+                <w:szCs w:val="20"/>
+              </w:rPr>
+              <w:br/>
+              <w:t xml:space="preserve"/>
+            </w:r>
+            <w:r>
+              <w:rPr>
+                <w:rFonts w:ascii="Arial" w:cs="Arial" w:eastAsia="Arial" w:hAnsi="Arial"/>
+                <w:b/>
+                <w:bCs/>
+                <w:i w:val="false"/>
+                <w:iCs w:val="false"/>
+                <w:color w:val="000000"/>
+                <w:sz w:val="20"/>
+                <w:szCs w:val="20"/>
+              </w:rPr>
+              <w:t xml:space="preserve">    Challenge: </w:t>
+            </w:r>
+            <w:r>
+              <w:rPr>
+                <w:rFonts w:ascii="Arial" w:cs="Arial" w:eastAsia="Arial" w:hAnsi="Arial"/>
+                <w:b w:val="false"/>
+                <w:bCs w:val="false"/>
+                <w:i w:val="false"/>
+                <w:iCs w:val="false"/>
+                <w:color w:val="000000"/>
+                <w:sz w:val="20"/>
+                <w:szCs w:val="20"/>
+              </w:rPr>
+              <w:t xml:space="preserve">Implement a complete merge sort and compare its performance to Python's built-in sort.</w:t>
             </w:r>
             <w:r>
               <w:rPr>
@@ -4372,6 +4499,94 @@
       <w:pPr>
         <w:spacing w:after="160"/>
       </w:pPr>
+    </w:p>
+    <w:p>
+      <w:pPr>
+        <w:pBdr>
+          <w:bottom w:val="single" w:color="1B7A4A" w:sz="4" w:space="4"/>
+        </w:pBdr>
+        <w:spacing w:after="100" w:before="120"/>
+      </w:pPr>
+      <w:r>
+        <w:rPr>
+          <w:rFonts w:ascii="Arial" w:cs="Arial" w:eastAsia="Arial" w:hAnsi="Arial"/>
+          <w:b/>
+          <w:bCs/>
+          <w:color w:val="1B7A4A"/>
+          <w:sz w:val="24"/>
+          <w:szCs w:val="24"/>
+        </w:rPr>
+        <w:t xml:space="preserve">Practice Problems</w:t>
+      </w:r>
+    </w:p>
+    <w:p>
+      <w:pPr>
+        <w:spacing w:after="80"/>
+      </w:pPr>
+      <w:r>
+        <w:rPr>
+          <w:rFonts w:ascii="Arial" w:cs="Arial" w:eastAsia="Arial" w:hAnsi="Arial"/>
+          <w:b/>
+          <w:bCs/>
+          <w:sz w:val="20"/>
+          <w:szCs w:val="20"/>
+        </w:rPr>
+        <w:t xml:space="preserve">Problem 1: </w:t>
+      </w:r>
+      <w:r>
+        <w:rPr>
+          <w:rFonts w:ascii="Arial" w:cs="Arial" w:eastAsia="Arial" w:hAnsi="Arial"/>
+          <w:sz w:val="20"/>
+          <w:szCs w:val="20"/>
+        </w:rPr>
+        <w:t xml:space="preserve">Beginner:  Write an iterative binary search function.</w:t>
+      </w:r>
+    </w:p>
+    <w:p>
+      <w:pPr>
+        <w:spacing w:after="80"/>
+      </w:pPr>
+      <w:r>
+        <w:rPr>
+          <w:rFonts w:ascii="Arial" w:cs="Arial" w:eastAsia="Arial" w:hAnsi="Arial"/>
+          <w:b/>
+          <w:bCs/>
+          <w:sz w:val="20"/>
+          <w:szCs w:val="20"/>
+        </w:rPr>
+        <w:t xml:space="preserve">Problem 2: </w:t>
+      </w:r>
+      <w:r>
+        <w:rPr>
+          <w:rFonts w:ascii="Arial" w:cs="Arial" w:eastAsia="Arial" w:hAnsi="Arial"/>
+          <w:sz w:val="20"/>
+          <w:szCs w:val="20"/>
+        </w:rPr>
+        <w:t xml:space="preserve">Intermediate:  Implement binary search for finding the leftmost (first) occurrence of a value.</w:t>
+      </w:r>
+    </w:p>
+    <w:p>
+      <w:pPr>
+        <w:spacing w:after="80"/>
+      </w:pPr>
+      <w:r>
+        <w:rPr>
+          <w:rFonts w:ascii="Arial" w:cs="Arial" w:eastAsia="Arial" w:hAnsi="Arial"/>
+          <w:b/>
+          <w:bCs/>
+          <w:sz w:val="20"/>
+          <w:szCs w:val="20"/>
+        </w:rPr>
+        <w:t xml:space="preserve">Problem 3: </w:t>
+      </w:r>
+      <w:r>
+        <w:rPr>
+          <w:rFonts w:ascii="Arial" w:cs="Arial" w:eastAsia="Arial" w:hAnsi="Arial"/>
+          <w:sz w:val="20"/>
+          <w:szCs w:val="20"/>
+        </w:rPr>
+        <w:t xml:space="preserve">Challenge:  Implement a complete merge sort and compare its performance to Python's built-in sort.</w:t>
+      </w:r>
     </w:p>
     <w:p>
       <w:pPr>
